--- a/docs/capacitacion/guion youtube/video-3-ia-definiciones-y-palabras-clave.docx
+++ b/docs/capacitacion/guion youtube/video-3-ia-definiciones-y-palabras-clave.docx
@@ -25,7 +25,7 @@
         <w:rPr>
           <w:i/>
         </w:rPr>
-        <w:t>3,279 palabras, unos 18.7 min de habla</w:t>
+        <w:t>3,120 palabras, unos 17.8 min de habla</w:t>
       </w:r>
     </w:p>
     <w:p>
@@ -56,12 +56,12 @@
     </w:p>
     <w:p>
       <w:r>
-        <w:t>Cuando escriben un mensaje en el teléfono y les sugiere la siguiente palabra, hay un modelo que aprendió, de millones de textos, qué palabras suelen seguir a cuáles. Cuando el correo manda un mensaje a la carpeta de no deseados, hay un modelo que aprendió, de muchísimos correos que otras personas marcaron como basura, qué rasgos tiene un mensaje de ese tipo. Cuando una plataforma de video propone qué ver después, hay un modelo que aprendió de lo que miraron personas parecidas a ustedes.</w:t>
+        <w:t>Cuando escriben un mensaje en el teléfono y les sugiere la siguiente palabra, es porque un modelo aprendió, de millones de textos, qué palabras suelen seguir a cuáles. El filtro del correo que manda un mensaje a no deseados se formó con muchísimos correos que otras personas marcaron como basura, y así reconoce los rasgos de ese tipo de mensaje. Y cuando una plataforma de video propone qué ver después, se apoya en lo que miraron personas parecidas a ustedes.</w:t>
       </w:r>
     </w:p>
     <w:p>
       <w:r>
-        <w:t>Lo mismo con la voz. Cuando le dictan algo al teléfono y lo transcribe, un modelo aprendió a relacionar sonidos con palabras escuchando grandes cantidades de grabaciones transcritas. Cuando un traductor convierte una frase de un idioma a otro, aprendió de enormes colecciones de textos traducidos.</w:t>
+        <w:t>Lo mismo pasa con la voz. Al dictarle algo al teléfono, el modelo que lo transcribe aprendió a relacionar sonidos con palabras escuchando grandes cantidades de grabaciones transcritas, y un traductor que pasa una frase de un idioma a otro se formó con enormes colecciones de textos traducidos.</w:t>
       </w:r>
     </w:p>
     <w:p>
@@ -173,7 +173,7 @@
     </w:p>
     <w:p>
       <w:r>
-        <w:t>La idea que da nombre al aprendizaje automático se resume en una frase: en lugar de escribir las reglas, se muestran ejemplos y se deja que el sistema las encuentre. En la programación tradicional se entregan reglas y datos y salen las respuestas. En el aprendizaje automático se entregan datos y respuestas y salen las reglas. Es una inversión de flujo, y de ella depende todo lo que sigue.</w:t>
+        <w:t>La idea de fondo del aprendizaje automático cabe en una frase: el sistema encuentra las reglas a partir de ejemplos, en vez de que alguien las escriba. En la programación tradicional se entregan reglas y datos y salen las respuestas. En el aprendizaje automático se entregan datos y respuestas y salen las reglas. El flujo se invierte, y de eso depende todo lo que sigue.</w:t>
       </w:r>
     </w:p>
     <w:p>
@@ -194,11 +194,6 @@
     <w:p>
       <w:r>
         <w:t>Otra consecuencia es que, cuando se habla de inteligencia artificial en los medios, casi siempre se está hablando de aprendizaje profundo, que es la rama que más ha avanzado en los últimos años con imágenes, sonido y texto. Es la que usamos aquí.</w:t>
-      </w:r>
-    </w:p>
-    <w:p>
-      <w:r>
-        <w:t>Les pido que se queden con una imagen sencilla, porque nos va a servir para el resto de las sesiones. En la programación tradicional, yo escribo las reglas y la computadora las aplica. En el aprendizaje automático, yo le doy ejemplos y la computadora descubre las reglas. Todo lo demás que vamos a ver son detalles de cómo hacerlo bien.</w:t>
       </w:r>
     </w:p>
     <w:p>
@@ -255,7 +250,7 @@
     </w:p>
     <w:p>
       <w:r>
-        <w:t>Empecemos por la palabra que más vamos a usar: red neuronal. Una red neuronal es un programa que aprende de ejemplos.</w:t>
+        <w:t>Empecemos por la palabra que más vamos a usar: red neuronal. Dicho de forma sencilla, es un programa que se va afinando con ejemplos.</w:t>
       </w:r>
     </w:p>
     <w:p>
@@ -321,7 +316,7 @@
     </w:p>
     <w:p>
       <w:r>
-        <w:t>En este proyecto, Colab es donde se entrena el modelo. El entrenamiento está escrito en un cuaderno que cualquier persona con el enlace puede abrir y ejecutar, y eso es parte de lo que decíamos sobre que todo se pueda repetir.</w:t>
+        <w:t>En este proyecto, Colab es donde se entrena el modelo. El entrenamiento está escrito en un cuaderno que cualquier persona con el enlace puede abrir y ejecutar, y así cualquiera puede repetir el entrenamiento.</w:t>
       </w:r>
     </w:p>
     <w:p>
@@ -372,7 +367,7 @@
     </w:p>
     <w:p>
       <w:r>
-        <w:t>Existen otros lenguajes que también se usan en inteligencia artificial, como C++ para las partes que necesitan máxima velocidad, pero Python es el que se usa para escribir y probar las ideas. Y hay una ventaja adicional: el mismo lenguaje sirve para entrenar la red y para hacer el sitio web, así que no hay que cambiar de herramienta entre una parte y la otra.</w:t>
+        <w:t>Existen otros lenguajes que también se usan en inteligencia artificial, como C++ para las partes que necesitan máxima velocidad, pero Python es el que se usa para escribir y probar las ideas.</w:t>
       </w:r>
     </w:p>
     <w:p>
@@ -576,7 +571,7 @@
     </w:p>
     <w:p>
       <w:r>
-        <w:t>Un cuaderno es, además, un registro. Si alguien quiere saber con qué datos y con qué decisiones se obtuvo un modelo, el cuaderno lo dice. Y si alguien quiere repetirlo, lo ejecuta. Eso es lo que significa que el proceso se pueda repetir, una idea que va a volver en todo el curso.</w:t>
+        <w:t>Un cuaderno es, además, un registro. Si alguien quiere saber con qué datos y con qué decisiones se obtuvo un modelo, el cuaderno lo dice. Y si alguien quiere repetirlo, lo ejecuta.</w:t>
       </w:r>
     </w:p>
     <w:p>

--- a/docs/capacitacion/guion youtube/video-3-ia-definiciones-y-palabras-clave.docx
+++ b/docs/capacitacion/guion youtube/video-3-ia-definiciones-y-palabras-clave.docx
@@ -12,7 +12,7 @@
     </w:p>
     <w:p>
       <w:r>
-        <w:t>Image Bio Pro · Sesión 1 · Capacitación en video</w:t>
+        <w:t>Image Bio Pro · Módulo 1 · Capacitación en video</w:t>
       </w:r>
     </w:p>
     <w:p>
@@ -137,7 +137,7 @@
     </w:p>
     <w:p>
       <w:r>
-        <w:t>Un resultado producido por un modelo es una medición, con sus márgenes de error, y no una verdad. Por eso, en un buen sistema, el resultado siempre se puede revisar. Esa idea nos va a acompañar en todas las sesiones.</w:t>
+        <w:t>Un resultado producido por un modelo es una medición, con sus márgenes de error, y no una verdad. Por eso, en un buen sistema, el resultado siempre se puede revisar. Esa idea nos va a acompañar en todos los módulos.</w:t>
       </w:r>
     </w:p>
     <w:p>
@@ -214,12 +214,12 @@
           <w:i/>
           <w:sz w:val="20"/>
         </w:rPr>
-        <w:t>Idea central: Seis palabras para las cuatro sesiones: red neuronal, Google Colab, Python, Flask, modelo y servidor. Entrenamiento e inferencia se explican en la siguiente diapositiva.</w:t>
+        <w:t>Idea central: Seis palabras para los cuatro módulos: red neuronal, Google Colab, Python, Flask, modelo y servidor. Entrenamiento e inferencia se explican en la siguiente diapositiva.</w:t>
       </w:r>
     </w:p>
     <w:p>
       <w:r>
-        <w:t>Antes de seguir, les dejo en pantalla unas palabras que van a escuchar durante las cuatro sesiones. No las voy a leer todas, solo las que salen hoy.</w:t>
+        <w:t>Antes de seguir, les dejo en pantalla unas palabras que van a escuchar durante los cuatro módulos. No las voy a leer todas, solo las que salen hoy.</w:t>
       </w:r>
     </w:p>
     <w:p>
@@ -520,7 +520,7 @@
     </w:p>
     <w:p>
       <w:r>
-        <w:t>Y de cómo se pone un servidor en internet, y qué cuidados requiere, hablaremos en la última sesión.</w:t>
+        <w:t>Y de cómo se pone un servidor en internet, y qué cuidados requiere, hablaremos en el último módulo.</w:t>
       </w:r>
     </w:p>
     <w:p>
@@ -576,7 +576,7 @@
     </w:p>
     <w:p>
       <w:r>
-        <w:t>El cuaderno lo vamos a abrir y recorrer juntos en la última sesión. En el siguiente video vemos cómo se entrena un modelo y cómo se usa.</w:t>
+        <w:t>El cuaderno lo vamos a abrir y recorrer juntos en el último módulo. En el siguiente video vemos cómo se entrena un modelo y cómo se usa.</w:t>
       </w:r>
     </w:p>
     <w:sectPr>

--- a/docs/capacitacion/guion youtube/video-3-ia-definiciones-y-palabras-clave.docx
+++ b/docs/capacitacion/guion youtube/video-3-ia-definiciones-y-palabras-clave.docx
@@ -12,7 +12,7 @@
     </w:p>
     <w:p>
       <w:r>
-        <w:t>Image Bio Pro · Módulo 1 · Capacitación en video</w:t>
+        <w:t>BioImage-Repro UAM · Módulo 1 · Capacitación en video</w:t>
       </w:r>
     </w:p>
     <w:p>
